--- a/Начало.docx
+++ b/Начало.docx
@@ -19,7 +19,16 @@
           <w:szCs w:val="24"/>
           <w:lang w:eastAsia="ru-RU"/>
         </w:rPr>
-        <w:t xml:space="preserve">Отлично. Тогда предлагаю считать сегодняшний день </w:t>
+        <w:t>С</w:t>
+      </w:r>
+      <w:r>
+        <w:rPr>
+          <w:rFonts w:ascii="Times New Roman" w:eastAsia="Times New Roman" w:hAnsi="Times New Roman" w:cs="Times New Roman"/>
+          <w:sz w:val="24"/>
+          <w:szCs w:val="24"/>
+          <w:lang w:eastAsia="ru-RU"/>
+        </w:rPr>
+        <w:t xml:space="preserve">читать сегодняшний день </w:t>
       </w:r>
       <w:r>
         <w:rPr>
@@ -2400,84 +2409,82 @@
           <w:rFonts w:ascii="Courier New" w:eastAsia="Times New Roman" w:hAnsi="Courier New" w:cs="Courier New"/>
           <w:sz w:val="20"/>
           <w:szCs w:val="20"/>
-          <w:lang w:eastAsia="ru-RU"/>
-        </w:rPr>
-      </w:pPr>
-      <w:proofErr w:type="spellStart"/>
-      <w:r>
-        <w:rPr>
-          <w:rFonts w:ascii="Courier New" w:eastAsia="Times New Roman" w:hAnsi="Courier New" w:cs="Courier New"/>
-          <w:sz w:val="20"/>
-          <w:szCs w:val="20"/>
-          <w:lang w:eastAsia="ru-RU"/>
+          <w:lang w:val="en-US" w:eastAsia="ru-RU"/>
+        </w:rPr>
+      </w:pPr>
+      <w:r>
+        <w:rPr>
+          <w:rFonts w:ascii="Courier New" w:eastAsia="Times New Roman" w:hAnsi="Courier New" w:cs="Courier New"/>
+          <w:sz w:val="20"/>
+          <w:szCs w:val="20"/>
+          <w:lang w:val="en-US" w:eastAsia="ru-RU"/>
         </w:rPr>
         <w:t>Workflow</w:t>
       </w:r>
-      <w:proofErr w:type="spellEnd"/>
-    </w:p>
-    <w:p>
-      <w:pPr>
-        <w:tabs>
-          <w:tab w:val="left" w:pos="916"/>
-          <w:tab w:val="left" w:pos="1832"/>
-          <w:tab w:val="left" w:pos="2748"/>
-          <w:tab w:val="left" w:pos="3664"/>
-          <w:tab w:val="left" w:pos="4580"/>
-          <w:tab w:val="left" w:pos="5496"/>
-          <w:tab w:val="left" w:pos="6412"/>
-          <w:tab w:val="left" w:pos="7328"/>
-          <w:tab w:val="left" w:pos="8244"/>
-          <w:tab w:val="left" w:pos="9160"/>
-          <w:tab w:val="left" w:pos="10076"/>
-          <w:tab w:val="left" w:pos="10992"/>
-          <w:tab w:val="left" w:pos="11908"/>
-          <w:tab w:val="left" w:pos="12824"/>
-          <w:tab w:val="left" w:pos="13740"/>
-          <w:tab w:val="left" w:pos="14656"/>
-        </w:tabs>
-        <w:spacing w:after="0" w:line="240" w:lineRule="auto"/>
-        <w:rPr>
-          <w:rFonts w:ascii="Courier New" w:eastAsia="Times New Roman" w:hAnsi="Courier New" w:cs="Courier New"/>
-          <w:sz w:val="20"/>
-          <w:szCs w:val="20"/>
-          <w:lang w:eastAsia="ru-RU"/>
-        </w:rPr>
-      </w:pPr>
-    </w:p>
-    <w:p>
-      <w:pPr>
-        <w:tabs>
-          <w:tab w:val="left" w:pos="916"/>
-          <w:tab w:val="left" w:pos="1832"/>
-          <w:tab w:val="left" w:pos="2748"/>
-          <w:tab w:val="left" w:pos="3664"/>
-          <w:tab w:val="left" w:pos="4580"/>
-          <w:tab w:val="left" w:pos="5496"/>
-          <w:tab w:val="left" w:pos="6412"/>
-          <w:tab w:val="left" w:pos="7328"/>
-          <w:tab w:val="left" w:pos="8244"/>
-          <w:tab w:val="left" w:pos="9160"/>
-          <w:tab w:val="left" w:pos="10076"/>
-          <w:tab w:val="left" w:pos="10992"/>
-          <w:tab w:val="left" w:pos="11908"/>
-          <w:tab w:val="left" w:pos="12824"/>
-          <w:tab w:val="left" w:pos="13740"/>
-          <w:tab w:val="left" w:pos="14656"/>
-        </w:tabs>
-        <w:spacing w:after="0" w:line="240" w:lineRule="auto"/>
-        <w:rPr>
-          <w:rFonts w:ascii="Courier New" w:eastAsia="Times New Roman" w:hAnsi="Courier New" w:cs="Courier New"/>
-          <w:sz w:val="20"/>
-          <w:szCs w:val="20"/>
-          <w:lang w:eastAsia="ru-RU"/>
-        </w:rPr>
-      </w:pPr>
-      <w:r>
-        <w:rPr>
-          <w:rFonts w:ascii="Courier New" w:eastAsia="Times New Roman" w:hAnsi="Courier New" w:cs="Courier New"/>
-          <w:sz w:val="20"/>
-          <w:szCs w:val="20"/>
-          <w:lang w:eastAsia="ru-RU"/>
+    </w:p>
+    <w:p>
+      <w:pPr>
+        <w:tabs>
+          <w:tab w:val="left" w:pos="916"/>
+          <w:tab w:val="left" w:pos="1832"/>
+          <w:tab w:val="left" w:pos="2748"/>
+          <w:tab w:val="left" w:pos="3664"/>
+          <w:tab w:val="left" w:pos="4580"/>
+          <w:tab w:val="left" w:pos="5496"/>
+          <w:tab w:val="left" w:pos="6412"/>
+          <w:tab w:val="left" w:pos="7328"/>
+          <w:tab w:val="left" w:pos="8244"/>
+          <w:tab w:val="left" w:pos="9160"/>
+          <w:tab w:val="left" w:pos="10076"/>
+          <w:tab w:val="left" w:pos="10992"/>
+          <w:tab w:val="left" w:pos="11908"/>
+          <w:tab w:val="left" w:pos="12824"/>
+          <w:tab w:val="left" w:pos="13740"/>
+          <w:tab w:val="left" w:pos="14656"/>
+        </w:tabs>
+        <w:spacing w:after="0" w:line="240" w:lineRule="auto"/>
+        <w:rPr>
+          <w:rFonts w:ascii="Courier New" w:eastAsia="Times New Roman" w:hAnsi="Courier New" w:cs="Courier New"/>
+          <w:sz w:val="20"/>
+          <w:szCs w:val="20"/>
+          <w:lang w:val="en-US" w:eastAsia="ru-RU"/>
+        </w:rPr>
+      </w:pPr>
+    </w:p>
+    <w:p>
+      <w:pPr>
+        <w:tabs>
+          <w:tab w:val="left" w:pos="916"/>
+          <w:tab w:val="left" w:pos="1832"/>
+          <w:tab w:val="left" w:pos="2748"/>
+          <w:tab w:val="left" w:pos="3664"/>
+          <w:tab w:val="left" w:pos="4580"/>
+          <w:tab w:val="left" w:pos="5496"/>
+          <w:tab w:val="left" w:pos="6412"/>
+          <w:tab w:val="left" w:pos="7328"/>
+          <w:tab w:val="left" w:pos="8244"/>
+          <w:tab w:val="left" w:pos="9160"/>
+          <w:tab w:val="left" w:pos="10076"/>
+          <w:tab w:val="left" w:pos="10992"/>
+          <w:tab w:val="left" w:pos="11908"/>
+          <w:tab w:val="left" w:pos="12824"/>
+          <w:tab w:val="left" w:pos="13740"/>
+          <w:tab w:val="left" w:pos="14656"/>
+        </w:tabs>
+        <w:spacing w:after="0" w:line="240" w:lineRule="auto"/>
+        <w:rPr>
+          <w:rFonts w:ascii="Courier New" w:eastAsia="Times New Roman" w:hAnsi="Courier New" w:cs="Courier New"/>
+          <w:sz w:val="20"/>
+          <w:szCs w:val="20"/>
+          <w:lang w:val="en-US" w:eastAsia="ru-RU"/>
+        </w:rPr>
+      </w:pPr>
+      <w:r>
+        <w:rPr>
+          <w:rFonts w:ascii="Courier New" w:eastAsia="Times New Roman" w:hAnsi="Courier New" w:cs="Courier New"/>
+          <w:sz w:val="20"/>
+          <w:szCs w:val="20"/>
+          <w:lang w:val="en-US" w:eastAsia="ru-RU"/>
         </w:rPr>
         <w:t>Task</w:t>
       </w:r>
@@ -2507,44 +2514,44 @@
           <w:rFonts w:ascii="Courier New" w:eastAsia="Times New Roman" w:hAnsi="Courier New" w:cs="Courier New"/>
           <w:sz w:val="20"/>
           <w:szCs w:val="20"/>
-          <w:lang w:eastAsia="ru-RU"/>
-        </w:rPr>
-      </w:pPr>
-    </w:p>
-    <w:p>
-      <w:pPr>
-        <w:tabs>
-          <w:tab w:val="left" w:pos="916"/>
-          <w:tab w:val="left" w:pos="1832"/>
-          <w:tab w:val="left" w:pos="2748"/>
-          <w:tab w:val="left" w:pos="3664"/>
-          <w:tab w:val="left" w:pos="4580"/>
-          <w:tab w:val="left" w:pos="5496"/>
-          <w:tab w:val="left" w:pos="6412"/>
-          <w:tab w:val="left" w:pos="7328"/>
-          <w:tab w:val="left" w:pos="8244"/>
-          <w:tab w:val="left" w:pos="9160"/>
-          <w:tab w:val="left" w:pos="10076"/>
-          <w:tab w:val="left" w:pos="10992"/>
-          <w:tab w:val="left" w:pos="11908"/>
-          <w:tab w:val="left" w:pos="12824"/>
-          <w:tab w:val="left" w:pos="13740"/>
-          <w:tab w:val="left" w:pos="14656"/>
-        </w:tabs>
-        <w:spacing w:after="0" w:line="240" w:lineRule="auto"/>
-        <w:rPr>
-          <w:rFonts w:ascii="Courier New" w:eastAsia="Times New Roman" w:hAnsi="Courier New" w:cs="Courier New"/>
-          <w:sz w:val="20"/>
-          <w:szCs w:val="20"/>
-          <w:lang w:eastAsia="ru-RU"/>
-        </w:rPr>
-      </w:pPr>
-      <w:r>
-        <w:rPr>
-          <w:rFonts w:ascii="Courier New" w:eastAsia="Times New Roman" w:hAnsi="Courier New" w:cs="Courier New"/>
-          <w:sz w:val="20"/>
-          <w:szCs w:val="20"/>
-          <w:lang w:eastAsia="ru-RU"/>
+          <w:lang w:val="en-US" w:eastAsia="ru-RU"/>
+        </w:rPr>
+      </w:pPr>
+    </w:p>
+    <w:p>
+      <w:pPr>
+        <w:tabs>
+          <w:tab w:val="left" w:pos="916"/>
+          <w:tab w:val="left" w:pos="1832"/>
+          <w:tab w:val="left" w:pos="2748"/>
+          <w:tab w:val="left" w:pos="3664"/>
+          <w:tab w:val="left" w:pos="4580"/>
+          <w:tab w:val="left" w:pos="5496"/>
+          <w:tab w:val="left" w:pos="6412"/>
+          <w:tab w:val="left" w:pos="7328"/>
+          <w:tab w:val="left" w:pos="8244"/>
+          <w:tab w:val="left" w:pos="9160"/>
+          <w:tab w:val="left" w:pos="10076"/>
+          <w:tab w:val="left" w:pos="10992"/>
+          <w:tab w:val="left" w:pos="11908"/>
+          <w:tab w:val="left" w:pos="12824"/>
+          <w:tab w:val="left" w:pos="13740"/>
+          <w:tab w:val="left" w:pos="14656"/>
+        </w:tabs>
+        <w:spacing w:after="0" w:line="240" w:lineRule="auto"/>
+        <w:rPr>
+          <w:rFonts w:ascii="Courier New" w:eastAsia="Times New Roman" w:hAnsi="Courier New" w:cs="Courier New"/>
+          <w:sz w:val="20"/>
+          <w:szCs w:val="20"/>
+          <w:lang w:val="en-US" w:eastAsia="ru-RU"/>
+        </w:rPr>
+      </w:pPr>
+      <w:r>
+        <w:rPr>
+          <w:rFonts w:ascii="Courier New" w:eastAsia="Times New Roman" w:hAnsi="Courier New" w:cs="Courier New"/>
+          <w:sz w:val="20"/>
+          <w:szCs w:val="20"/>
+          <w:lang w:val="en-US" w:eastAsia="ru-RU"/>
         </w:rPr>
         <w:t>Memory</w:t>
       </w:r>
@@ -2574,187 +2581,181 @@
           <w:rFonts w:ascii="Courier New" w:eastAsia="Times New Roman" w:hAnsi="Courier New" w:cs="Courier New"/>
           <w:sz w:val="20"/>
           <w:szCs w:val="20"/>
-          <w:lang w:eastAsia="ru-RU"/>
-        </w:rPr>
-      </w:pPr>
-    </w:p>
-    <w:p>
-      <w:pPr>
-        <w:tabs>
-          <w:tab w:val="left" w:pos="916"/>
-          <w:tab w:val="left" w:pos="1832"/>
-          <w:tab w:val="left" w:pos="2748"/>
-          <w:tab w:val="left" w:pos="3664"/>
-          <w:tab w:val="left" w:pos="4580"/>
-          <w:tab w:val="left" w:pos="5496"/>
-          <w:tab w:val="left" w:pos="6412"/>
-          <w:tab w:val="left" w:pos="7328"/>
-          <w:tab w:val="left" w:pos="8244"/>
-          <w:tab w:val="left" w:pos="9160"/>
-          <w:tab w:val="left" w:pos="10076"/>
-          <w:tab w:val="left" w:pos="10992"/>
-          <w:tab w:val="left" w:pos="11908"/>
-          <w:tab w:val="left" w:pos="12824"/>
-          <w:tab w:val="left" w:pos="13740"/>
-          <w:tab w:val="left" w:pos="14656"/>
-        </w:tabs>
-        <w:spacing w:after="0" w:line="240" w:lineRule="auto"/>
-        <w:rPr>
-          <w:rFonts w:ascii="Courier New" w:eastAsia="Times New Roman" w:hAnsi="Courier New" w:cs="Courier New"/>
-          <w:sz w:val="20"/>
-          <w:szCs w:val="20"/>
-          <w:lang w:eastAsia="ru-RU"/>
-        </w:rPr>
-      </w:pPr>
-      <w:proofErr w:type="spellStart"/>
-      <w:r>
-        <w:rPr>
-          <w:rFonts w:ascii="Courier New" w:eastAsia="Times New Roman" w:hAnsi="Courier New" w:cs="Courier New"/>
-          <w:sz w:val="20"/>
-          <w:szCs w:val="20"/>
-          <w:lang w:eastAsia="ru-RU"/>
+          <w:lang w:val="en-US" w:eastAsia="ru-RU"/>
+        </w:rPr>
+      </w:pPr>
+    </w:p>
+    <w:p>
+      <w:pPr>
+        <w:tabs>
+          <w:tab w:val="left" w:pos="916"/>
+          <w:tab w:val="left" w:pos="1832"/>
+          <w:tab w:val="left" w:pos="2748"/>
+          <w:tab w:val="left" w:pos="3664"/>
+          <w:tab w:val="left" w:pos="4580"/>
+          <w:tab w:val="left" w:pos="5496"/>
+          <w:tab w:val="left" w:pos="6412"/>
+          <w:tab w:val="left" w:pos="7328"/>
+          <w:tab w:val="left" w:pos="8244"/>
+          <w:tab w:val="left" w:pos="9160"/>
+          <w:tab w:val="left" w:pos="10076"/>
+          <w:tab w:val="left" w:pos="10992"/>
+          <w:tab w:val="left" w:pos="11908"/>
+          <w:tab w:val="left" w:pos="12824"/>
+          <w:tab w:val="left" w:pos="13740"/>
+          <w:tab w:val="left" w:pos="14656"/>
+        </w:tabs>
+        <w:spacing w:after="0" w:line="240" w:lineRule="auto"/>
+        <w:rPr>
+          <w:rFonts w:ascii="Courier New" w:eastAsia="Times New Roman" w:hAnsi="Courier New" w:cs="Courier New"/>
+          <w:sz w:val="20"/>
+          <w:szCs w:val="20"/>
+          <w:lang w:val="en-US" w:eastAsia="ru-RU"/>
+        </w:rPr>
+      </w:pPr>
+      <w:r>
+        <w:rPr>
+          <w:rFonts w:ascii="Courier New" w:eastAsia="Times New Roman" w:hAnsi="Courier New" w:cs="Courier New"/>
+          <w:sz w:val="20"/>
+          <w:szCs w:val="20"/>
+          <w:lang w:val="en-US" w:eastAsia="ru-RU"/>
         </w:rPr>
         <w:t>Context</w:t>
       </w:r>
-      <w:proofErr w:type="spellEnd"/>
-    </w:p>
-    <w:p>
-      <w:pPr>
-        <w:tabs>
-          <w:tab w:val="left" w:pos="916"/>
-          <w:tab w:val="left" w:pos="1832"/>
-          <w:tab w:val="left" w:pos="2748"/>
-          <w:tab w:val="left" w:pos="3664"/>
-          <w:tab w:val="left" w:pos="4580"/>
-          <w:tab w:val="left" w:pos="5496"/>
-          <w:tab w:val="left" w:pos="6412"/>
-          <w:tab w:val="left" w:pos="7328"/>
-          <w:tab w:val="left" w:pos="8244"/>
-          <w:tab w:val="left" w:pos="9160"/>
-          <w:tab w:val="left" w:pos="10076"/>
-          <w:tab w:val="left" w:pos="10992"/>
-          <w:tab w:val="left" w:pos="11908"/>
-          <w:tab w:val="left" w:pos="12824"/>
-          <w:tab w:val="left" w:pos="13740"/>
-          <w:tab w:val="left" w:pos="14656"/>
-        </w:tabs>
-        <w:spacing w:after="0" w:line="240" w:lineRule="auto"/>
-        <w:rPr>
-          <w:rFonts w:ascii="Courier New" w:eastAsia="Times New Roman" w:hAnsi="Courier New" w:cs="Courier New"/>
-          <w:sz w:val="20"/>
-          <w:szCs w:val="20"/>
-          <w:lang w:eastAsia="ru-RU"/>
-        </w:rPr>
-      </w:pPr>
-    </w:p>
-    <w:p>
-      <w:pPr>
-        <w:tabs>
-          <w:tab w:val="left" w:pos="916"/>
-          <w:tab w:val="left" w:pos="1832"/>
-          <w:tab w:val="left" w:pos="2748"/>
-          <w:tab w:val="left" w:pos="3664"/>
-          <w:tab w:val="left" w:pos="4580"/>
-          <w:tab w:val="left" w:pos="5496"/>
-          <w:tab w:val="left" w:pos="6412"/>
-          <w:tab w:val="left" w:pos="7328"/>
-          <w:tab w:val="left" w:pos="8244"/>
-          <w:tab w:val="left" w:pos="9160"/>
-          <w:tab w:val="left" w:pos="10076"/>
-          <w:tab w:val="left" w:pos="10992"/>
-          <w:tab w:val="left" w:pos="11908"/>
-          <w:tab w:val="left" w:pos="12824"/>
-          <w:tab w:val="left" w:pos="13740"/>
-          <w:tab w:val="left" w:pos="14656"/>
-        </w:tabs>
-        <w:spacing w:after="0" w:line="240" w:lineRule="auto"/>
-        <w:rPr>
-          <w:rFonts w:ascii="Courier New" w:eastAsia="Times New Roman" w:hAnsi="Courier New" w:cs="Courier New"/>
-          <w:sz w:val="20"/>
-          <w:szCs w:val="20"/>
-          <w:lang w:eastAsia="ru-RU"/>
-        </w:rPr>
-      </w:pPr>
-      <w:proofErr w:type="spellStart"/>
-      <w:r>
-        <w:rPr>
-          <w:rFonts w:ascii="Courier New" w:eastAsia="Times New Roman" w:hAnsi="Courier New" w:cs="Courier New"/>
-          <w:sz w:val="20"/>
-          <w:szCs w:val="20"/>
-          <w:lang w:eastAsia="ru-RU"/>
+    </w:p>
+    <w:p>
+      <w:pPr>
+        <w:tabs>
+          <w:tab w:val="left" w:pos="916"/>
+          <w:tab w:val="left" w:pos="1832"/>
+          <w:tab w:val="left" w:pos="2748"/>
+          <w:tab w:val="left" w:pos="3664"/>
+          <w:tab w:val="left" w:pos="4580"/>
+          <w:tab w:val="left" w:pos="5496"/>
+          <w:tab w:val="left" w:pos="6412"/>
+          <w:tab w:val="left" w:pos="7328"/>
+          <w:tab w:val="left" w:pos="8244"/>
+          <w:tab w:val="left" w:pos="9160"/>
+          <w:tab w:val="left" w:pos="10076"/>
+          <w:tab w:val="left" w:pos="10992"/>
+          <w:tab w:val="left" w:pos="11908"/>
+          <w:tab w:val="left" w:pos="12824"/>
+          <w:tab w:val="left" w:pos="13740"/>
+          <w:tab w:val="left" w:pos="14656"/>
+        </w:tabs>
+        <w:spacing w:after="0" w:line="240" w:lineRule="auto"/>
+        <w:rPr>
+          <w:rFonts w:ascii="Courier New" w:eastAsia="Times New Roman" w:hAnsi="Courier New" w:cs="Courier New"/>
+          <w:sz w:val="20"/>
+          <w:szCs w:val="20"/>
+          <w:lang w:val="en-US" w:eastAsia="ru-RU"/>
+        </w:rPr>
+      </w:pPr>
+    </w:p>
+    <w:p>
+      <w:pPr>
+        <w:tabs>
+          <w:tab w:val="left" w:pos="916"/>
+          <w:tab w:val="left" w:pos="1832"/>
+          <w:tab w:val="left" w:pos="2748"/>
+          <w:tab w:val="left" w:pos="3664"/>
+          <w:tab w:val="left" w:pos="4580"/>
+          <w:tab w:val="left" w:pos="5496"/>
+          <w:tab w:val="left" w:pos="6412"/>
+          <w:tab w:val="left" w:pos="7328"/>
+          <w:tab w:val="left" w:pos="8244"/>
+          <w:tab w:val="left" w:pos="9160"/>
+          <w:tab w:val="left" w:pos="10076"/>
+          <w:tab w:val="left" w:pos="10992"/>
+          <w:tab w:val="left" w:pos="11908"/>
+          <w:tab w:val="left" w:pos="12824"/>
+          <w:tab w:val="left" w:pos="13740"/>
+          <w:tab w:val="left" w:pos="14656"/>
+        </w:tabs>
+        <w:spacing w:after="0" w:line="240" w:lineRule="auto"/>
+        <w:rPr>
+          <w:rFonts w:ascii="Courier New" w:eastAsia="Times New Roman" w:hAnsi="Courier New" w:cs="Courier New"/>
+          <w:sz w:val="20"/>
+          <w:szCs w:val="20"/>
+          <w:lang w:val="en-US" w:eastAsia="ru-RU"/>
+        </w:rPr>
+      </w:pPr>
+      <w:r>
+        <w:rPr>
+          <w:rFonts w:ascii="Courier New" w:eastAsia="Times New Roman" w:hAnsi="Courier New" w:cs="Courier New"/>
+          <w:sz w:val="20"/>
+          <w:szCs w:val="20"/>
+          <w:lang w:val="en-US" w:eastAsia="ru-RU"/>
         </w:rPr>
         <w:t>Router</w:t>
       </w:r>
-      <w:proofErr w:type="spellEnd"/>
-    </w:p>
-    <w:p>
-      <w:pPr>
-        <w:tabs>
-          <w:tab w:val="left" w:pos="916"/>
-          <w:tab w:val="left" w:pos="1832"/>
-          <w:tab w:val="left" w:pos="2748"/>
-          <w:tab w:val="left" w:pos="3664"/>
-          <w:tab w:val="left" w:pos="4580"/>
-          <w:tab w:val="left" w:pos="5496"/>
-          <w:tab w:val="left" w:pos="6412"/>
-          <w:tab w:val="left" w:pos="7328"/>
-          <w:tab w:val="left" w:pos="8244"/>
-          <w:tab w:val="left" w:pos="9160"/>
-          <w:tab w:val="left" w:pos="10076"/>
-          <w:tab w:val="left" w:pos="10992"/>
-          <w:tab w:val="left" w:pos="11908"/>
-          <w:tab w:val="left" w:pos="12824"/>
-          <w:tab w:val="left" w:pos="13740"/>
-          <w:tab w:val="left" w:pos="14656"/>
-        </w:tabs>
-        <w:spacing w:after="0" w:line="240" w:lineRule="auto"/>
-        <w:rPr>
-          <w:rFonts w:ascii="Courier New" w:eastAsia="Times New Roman" w:hAnsi="Courier New" w:cs="Courier New"/>
-          <w:sz w:val="20"/>
-          <w:szCs w:val="20"/>
-          <w:lang w:eastAsia="ru-RU"/>
-        </w:rPr>
-      </w:pPr>
-    </w:p>
-    <w:p>
-      <w:pPr>
-        <w:tabs>
-          <w:tab w:val="left" w:pos="916"/>
-          <w:tab w:val="left" w:pos="1832"/>
-          <w:tab w:val="left" w:pos="2748"/>
-          <w:tab w:val="left" w:pos="3664"/>
-          <w:tab w:val="left" w:pos="4580"/>
-          <w:tab w:val="left" w:pos="5496"/>
-          <w:tab w:val="left" w:pos="6412"/>
-          <w:tab w:val="left" w:pos="7328"/>
-          <w:tab w:val="left" w:pos="8244"/>
-          <w:tab w:val="left" w:pos="9160"/>
-          <w:tab w:val="left" w:pos="10076"/>
-          <w:tab w:val="left" w:pos="10992"/>
-          <w:tab w:val="left" w:pos="11908"/>
-          <w:tab w:val="left" w:pos="12824"/>
-          <w:tab w:val="left" w:pos="13740"/>
-          <w:tab w:val="left" w:pos="14656"/>
-        </w:tabs>
-        <w:spacing w:after="0" w:line="240" w:lineRule="auto"/>
-        <w:rPr>
-          <w:rFonts w:ascii="Courier New" w:eastAsia="Times New Roman" w:hAnsi="Courier New" w:cs="Courier New"/>
-          <w:sz w:val="20"/>
-          <w:szCs w:val="20"/>
-          <w:lang w:eastAsia="ru-RU"/>
-        </w:rPr>
-      </w:pPr>
-      <w:proofErr w:type="spellStart"/>
-      <w:r>
-        <w:rPr>
-          <w:rFonts w:ascii="Courier New" w:eastAsia="Times New Roman" w:hAnsi="Courier New" w:cs="Courier New"/>
-          <w:sz w:val="20"/>
-          <w:szCs w:val="20"/>
-          <w:lang w:eastAsia="ru-RU"/>
+    </w:p>
+    <w:p>
+      <w:pPr>
+        <w:tabs>
+          <w:tab w:val="left" w:pos="916"/>
+          <w:tab w:val="left" w:pos="1832"/>
+          <w:tab w:val="left" w:pos="2748"/>
+          <w:tab w:val="left" w:pos="3664"/>
+          <w:tab w:val="left" w:pos="4580"/>
+          <w:tab w:val="left" w:pos="5496"/>
+          <w:tab w:val="left" w:pos="6412"/>
+          <w:tab w:val="left" w:pos="7328"/>
+          <w:tab w:val="left" w:pos="8244"/>
+          <w:tab w:val="left" w:pos="9160"/>
+          <w:tab w:val="left" w:pos="10076"/>
+          <w:tab w:val="left" w:pos="10992"/>
+          <w:tab w:val="left" w:pos="11908"/>
+          <w:tab w:val="left" w:pos="12824"/>
+          <w:tab w:val="left" w:pos="13740"/>
+          <w:tab w:val="left" w:pos="14656"/>
+        </w:tabs>
+        <w:spacing w:after="0" w:line="240" w:lineRule="auto"/>
+        <w:rPr>
+          <w:rFonts w:ascii="Courier New" w:eastAsia="Times New Roman" w:hAnsi="Courier New" w:cs="Courier New"/>
+          <w:sz w:val="20"/>
+          <w:szCs w:val="20"/>
+          <w:lang w:val="en-US" w:eastAsia="ru-RU"/>
+        </w:rPr>
+      </w:pPr>
+    </w:p>
+    <w:p>
+      <w:pPr>
+        <w:tabs>
+          <w:tab w:val="left" w:pos="916"/>
+          <w:tab w:val="left" w:pos="1832"/>
+          <w:tab w:val="left" w:pos="2748"/>
+          <w:tab w:val="left" w:pos="3664"/>
+          <w:tab w:val="left" w:pos="4580"/>
+          <w:tab w:val="left" w:pos="5496"/>
+          <w:tab w:val="left" w:pos="6412"/>
+          <w:tab w:val="left" w:pos="7328"/>
+          <w:tab w:val="left" w:pos="8244"/>
+          <w:tab w:val="left" w:pos="9160"/>
+          <w:tab w:val="left" w:pos="10076"/>
+          <w:tab w:val="left" w:pos="10992"/>
+          <w:tab w:val="left" w:pos="11908"/>
+          <w:tab w:val="left" w:pos="12824"/>
+          <w:tab w:val="left" w:pos="13740"/>
+          <w:tab w:val="left" w:pos="14656"/>
+        </w:tabs>
+        <w:spacing w:after="0" w:line="240" w:lineRule="auto"/>
+        <w:rPr>
+          <w:rFonts w:ascii="Courier New" w:eastAsia="Times New Roman" w:hAnsi="Courier New" w:cs="Courier New"/>
+          <w:sz w:val="20"/>
+          <w:szCs w:val="20"/>
+          <w:lang w:val="en-US" w:eastAsia="ru-RU"/>
+        </w:rPr>
+      </w:pPr>
+      <w:r>
+        <w:rPr>
+          <w:rFonts w:ascii="Courier New" w:eastAsia="Times New Roman" w:hAnsi="Courier New" w:cs="Courier New"/>
+          <w:sz w:val="20"/>
+          <w:szCs w:val="20"/>
+          <w:lang w:val="en-US" w:eastAsia="ru-RU"/>
         </w:rPr>
         <w:t>Orchestrator</w:t>
       </w:r>
-      <w:proofErr w:type="spellEnd"/>
     </w:p>
     <w:p>
       <w:pPr>
@@ -7083,6 +7084,7 @@
     <w:lsdException w:name="HTML Sample" w:semiHidden="1" w:unhideWhenUsed="1"/>
     <w:lsdException w:name="HTML Typewriter" w:semiHidden="1" w:unhideWhenUsed="1"/>
     <w:lsdException w:name="HTML Variable" w:semiHidden="1" w:unhideWhenUsed="1"/>
+    <w:lsdException w:name="Normal Table" w:semiHidden="1" w:unhideWhenUsed="1"/>
     <w:lsdException w:name="annotation subject" w:semiHidden="1" w:unhideWhenUsed="1"/>
     <w:lsdException w:name="No List" w:semiHidden="1" w:unhideWhenUsed="1"/>
     <w:lsdException w:name="Outline List 1" w:semiHidden="1" w:unhideWhenUsed="1"/>
@@ -7129,8 +7131,10 @@
     <w:lsdException w:name="Table Subtle 2" w:semiHidden="1" w:unhideWhenUsed="1"/>
     <w:lsdException w:name="Table Web 1" w:semiHidden="1" w:unhideWhenUsed="1"/>
     <w:lsdException w:name="Table Web 2" w:semiHidden="1" w:unhideWhenUsed="1"/>
+    <w:lsdException w:name="Table Web 3" w:semiHidden="1" w:unhideWhenUsed="1"/>
     <w:lsdException w:name="Balloon Text" w:semiHidden="1" w:unhideWhenUsed="1"/>
     <w:lsdException w:name="Table Grid" w:uiPriority="39"/>
+    <w:lsdException w:name="Table Theme" w:semiHidden="1" w:unhideWhenUsed="1"/>
     <w:lsdException w:name="Placeholder Text" w:semiHidden="1"/>
     <w:lsdException w:name="No Spacing" w:uiPriority="1" w:qFormat="1"/>
     <w:lsdException w:name="Light Shading" w:uiPriority="60"/>
